--- a/templates/finding_template.docx
+++ b/templates/finding_template.docx
@@ -668,6 +668,7 @@
     </w:tbl>
     <w:p>
       <w:pPr>
+        <w:spacing w:after="240" w:lineRule="auto"/>
         <w:rPr>
           <w:rFonts w:ascii="Trebuchet MS" w:cs="Trebuchet MS" w:eastAsia="Trebuchet MS" w:hAnsi="Trebuchet MS"/>
         </w:rPr>
@@ -749,6 +750,7 @@
     </w:tbl>
     <w:p>
       <w:pPr>
+        <w:spacing w:after="240" w:lineRule="auto"/>
         <w:rPr>
           <w:rFonts w:ascii="Trebuchet MS" w:cs="Trebuchet MS" w:eastAsia="Trebuchet MS" w:hAnsi="Trebuchet MS"/>
         </w:rPr>
@@ -830,6 +832,7 @@
     </w:tbl>
     <w:p>
       <w:pPr>
+        <w:spacing w:after="240" w:lineRule="auto"/>
         <w:rPr>
           <w:rFonts w:ascii="Trebuchet MS" w:cs="Trebuchet MS" w:eastAsia="Trebuchet MS" w:hAnsi="Trebuchet MS"/>
         </w:rPr>
